--- a/output/StartPad_Techne_Partnership_Proposal.docx
+++ b/output/StartPad_Techne_Partnership_Proposal.docx
@@ -27,7 +27,7 @@
           <w:color w:val="101E2E"/>
           <w:sz w:val="38"/>
         </w:rPr>
-        <w:t>The StartPad Youth Track at Techne Summit 2026</w:t>
+        <w:t>Mission Zero — the StartPad Youth Track at Techne Summit Alexandria</w:t>
       </w:r>
     </w:p>
     <w:p>
@@ -41,7 +41,7 @@
           <w:color w:val="63737F"/>
           <w:sz w:val="22"/>
         </w:rPr>
-        <w:t>A proposal to run a national youth qualification challenge as an official track — funded, produced and staffed by StartPad</w:t>
+        <w:t>A national youth challenge, funded and run entirely by StartPad, launched from your stage on 3–5 October and running for a month afterwards</w:t>
       </w:r>
     </w:p>
     <w:p>
@@ -161,7 +161,35 @@
           <w:color w:val="101E2E"/>
           <w:sz w:val="19"/>
         </w:rPr>
-        <w:t>A workshop slot in Cairo, a 30-minute stage slot in Alexandria on 5 October, and track naming</w:t>
+        <w:t>A 30-minute stage slot in Alexandria, a workshop slot, booth space, and track naming</w:t>
+      </w:r>
+    </w:p>
+    <w:p>
+      <w:pPr>
+        <w:spacing w:before="0" w:after="40" w:line="288" w:lineRule="auto"/>
+      </w:pPr>
+      <w:r>
+        <w:rPr>
+          <w:b w:val="0"/>
+          <w:i w:val="0"/>
+          <w:color w:val="101E2E"/>
+          <w:sz w:val="19"/>
+        </w:rPr>
+      </w:r>
+      <w:r>
+        <w:rPr>
+          <w:b/>
+          <w:color w:val="63737F"/>
+          <w:sz w:val="19"/>
+        </w:rPr>
+        <w:t xml:space="preserve">Cost to Techne: </w:t>
+      </w:r>
+      <w:r>
+        <w:rPr>
+          <w:color w:val="101E2E"/>
+          <w:sz w:val="19"/>
+        </w:rPr>
+        <w:t>Zero. We fund the EGP 100,000 prize pool and run the programme.</w:t>
       </w:r>
     </w:p>
     <w:p>
@@ -197,7 +225,7 @@
           <w:color w:val="101E2E"/>
           <w:sz w:val="21"/>
         </w:rPr>
-        <w:t>StartPad turns a first idea into an evidence-backed company through 15 guided missions. We would like to run a national youth challenge on that structure as an official track at Techne Summit 2026 — launched from your stage in Cairo on 26–27 September, with a live final in Alexandria on 5 October. We fund the EGP 100,000 prize pool, produce the programming and staff it. We are asking Techne for stage time, track naming and reach.</w:t>
+        <w:t>StartPad turns a first idea into an evidence-backed company through 15 guided missions. We would like to launch a national youth challenge on that structure from your stage at Techne Summit Alexandria, 3–5 October. Participants then have one month — 4 October to 4 November — to complete all fifteen missions, with a Demo Day and EGP 100,000 in prizes in late November. We fund it, produce it, staff it and judge it. We are asking Techne for stage time, track naming and reach.</w:t>
       </w:r>
     </w:p>
     <w:p>
@@ -211,49 +239,7 @@
           <w:color w:val="0E7C86"/>
           <w:sz w:val="25"/>
         </w:rPr>
-        <w:t>Why this complements Compete rather than competing with it</w:t>
-      </w:r>
-    </w:p>
-    <w:p>
-      <w:pPr>
-        <w:spacing w:before="0" w:after="140" w:line="300" w:lineRule="auto"/>
-      </w:pPr>
-      <w:r>
-        <w:rPr>
-          <w:b w:val="0"/>
-          <w:i w:val="0"/>
-          <w:color w:val="101E2E"/>
-          <w:sz w:val="21"/>
-        </w:rPr>
-        <w:t>Techne's Compete track and the Startup World Cup tournament serve teams with a prototype, traction and an investment case. This track serves the stage before that: students and first-time founders with no registered company, no funding and no revenue — explicitly excluded by our own eligibility rules, so the two fields cannot overlap.</w:t>
-      </w:r>
-    </w:p>
-    <w:p>
-      <w:pPr>
-        <w:spacing w:before="0" w:after="140" w:line="300" w:lineRule="auto"/>
-      </w:pPr>
-      <w:r>
-        <w:rPr>
-          <w:b w:val="0"/>
-          <w:i w:val="0"/>
-          <w:color w:val="101E2E"/>
-          <w:sz w:val="21"/>
-        </w:rPr>
-        <w:t>It is a feeder, not a rival. Our top ten finishers enter Techne's Compete track in 2027, having already completed eight missions of documented customer work — a better-prepared cohort than a cold application round produces.</w:t>
-      </w:r>
-    </w:p>
-    <w:p>
-      <w:pPr>
-        <w:spacing w:before="240" w:after="80" w:line="288" w:lineRule="auto"/>
-      </w:pPr>
-      <w:r>
-        <w:rPr>
-          <w:b/>
-          <w:i w:val="0"/>
-          <w:color w:val="0E7C86"/>
-          <w:sz w:val="25"/>
-        </w:rPr>
-        <w:t>What Techne gets</w:t>
+        <w:t>What this is worth to Techne</w:t>
       </w:r>
     </w:p>
     <w:p>
@@ -274,7 +260,7 @@
           <w:color w:val="101E2E"/>
           <w:sz w:val="21"/>
         </w:rPr>
-        <w:t>Fully produced youth programming at no cost and no operational load on your team.</w:t>
+        <w:t>A month of life after your summit closes. Most event value ends on the last day; this keeps a Techne-branded programme running to 4 November, with a Demo Day in late November — roughly three months of visibility out of a three-day event.</w:t>
       </w:r>
     </w:p>
     <w:p>
@@ -295,7 +281,7 @@
           <w:color w:val="101E2E"/>
           <w:sz w:val="21"/>
         </w:rPr>
-        <w:t>EGP 100,000 in prizes funded by StartPad, awarded under joint Techne × StartPad branding.</w:t>
+        <w:t>Programming at zero cost and zero operational load. We pay the prizes, run the four weeks, handle participants and support, and judge.</w:t>
       </w:r>
     </w:p>
     <w:p>
@@ -316,7 +302,7 @@
           <w:color w:val="101E2E"/>
           <w:sz w:val="21"/>
         </w:rPr>
-        <w:t>Techne co-branding on every certificate and on the track inside the platform — visibility that continues long after the summit closes.</w:t>
+        <w:t>Participatory stage content rather than another panel: a room where every attendee finishes their first mission on their phone before they leave.</w:t>
       </w:r>
     </w:p>
     <w:p>
@@ -337,7 +323,7 @@
           <w:color w:val="101E2E"/>
           <w:sz w:val="21"/>
         </w:rPr>
-        <w:t>A scored, auditable qualification pipeline you can reuse for Techne Drifts, replacing ad-hoc screening with a published rubric.</w:t>
+        <w:t>A qualified feeder into Compete 2027 — our top ten arrive having completed fifteen missions of documented customer work, not a cold application form.</w:t>
       </w:r>
     </w:p>
     <w:p>
@@ -358,7 +344,7 @@
           <w:color w:val="101E2E"/>
           <w:sz w:val="21"/>
         </w:rPr>
-        <w:t>Aggregated data on youth entrepreneurship by governorate — the kind of outcome reporting a summit held under the auspices of MCIT and ITIDA can use directly.</w:t>
+        <w:t>A scoring engine for Techne Drifts: one published rubric in place of ad-hoc screening across fourteen cities.</w:t>
       </w:r>
     </w:p>
     <w:p>
@@ -379,7 +365,56 @@
           <w:color w:val="101E2E"/>
           <w:sz w:val="21"/>
         </w:rPr>
-        <w:t>Free StartPad licences for all Techne Drifts participants for twelve months.</w:t>
+        <w:t>Governorate-level data on youth entrepreneurship — the outcome reporting a summit held under MCIT and ITIDA auspices can use directly.</w:t>
+      </w:r>
+    </w:p>
+    <w:p>
+      <w:pPr>
+        <w:spacing w:after="60"/>
+        <w:ind w:left="340"/>
+      </w:pPr>
+      <w:r>
+        <w:rPr>
+          <w:b/>
+          <w:color w:val="0E7C86"/>
+          <w:sz w:val="21"/>
+        </w:rPr>
+        <w:t xml:space="preserve">—  </w:t>
+      </w:r>
+      <w:r>
+        <w:rPr>
+          <w:color w:val="101E2E"/>
+          <w:sz w:val="21"/>
+        </w:rPr>
+        <w:t>Free StartPad licences for every Techne Drifts participant for twelve months.</w:t>
+      </w:r>
+    </w:p>
+    <w:p>
+      <w:pPr>
+        <w:spacing w:before="240" w:after="80" w:line="288" w:lineRule="auto"/>
+      </w:pPr>
+      <w:r>
+        <w:rPr>
+          <w:b/>
+          <w:i w:val="0"/>
+          <w:color w:val="0E7C86"/>
+          <w:sz w:val="25"/>
+        </w:rPr>
+        <w:t>Why it cannot compete with your own tracks</w:t>
+      </w:r>
+    </w:p>
+    <w:p>
+      <w:pPr>
+        <w:spacing w:before="0" w:after="140" w:line="300" w:lineRule="auto"/>
+      </w:pPr>
+      <w:r>
+        <w:rPr>
+          <w:b w:val="0"/>
+          <w:i w:val="0"/>
+          <w:color w:val="101E2E"/>
+          <w:sz w:val="21"/>
+        </w:rPr>
+        <w:t>Eligibility excludes anyone with a registered company, external funding or revenue. Compete and the Startup World Cup tournament serve teams with a prototype and traction; this serves the student who has never spoken to a customer. The two fields cannot overlap by construction — and Techne Drifts gains a screening layer rather than a rival.</w:t>
       </w:r>
     </w:p>
     <w:p>
@@ -414,7 +449,7 @@
           <w:color w:val="101E2E"/>
           <w:sz w:val="21"/>
         </w:rPr>
-        <w:t>Official track status and naming: the StartPad Youth Track at Techne Summit 2026.</w:t>
+        <w:t>Official track naming: Mission Zero — the StartPad Youth Track at Techne Summit Alexandria 2026.</w:t>
       </w:r>
     </w:p>
     <w:p>
@@ -435,7 +470,7 @@
           <w:color w:val="101E2E"/>
           <w:sz w:val="21"/>
         </w:rPr>
-        <w:t>A 45-minute workshop slot in Cairo on 26 or 27 September (“Mission 1 Live” — every attendee completes their first mission in the room, on their phone).</w:t>
+        <w:t>A 30-minute stage slot during 3–5 October to open the challenge.</w:t>
       </w:r>
     </w:p>
     <w:p>
@@ -456,7 +491,7 @@
           <w:color w:val="101E2E"/>
           <w:sz w:val="21"/>
         </w:rPr>
-        <w:t>A 30-minute stage slot in Alexandria on 5 October for the live final.</w:t>
+        <w:t>A 45-minute workshop slot — “Mission 1 Live”, ideally run more than once across the three days.</w:t>
       </w:r>
     </w:p>
     <w:p>
@@ -477,7 +512,7 @@
           <w:color w:val="101E2E"/>
           <w:sz w:val="21"/>
         </w:rPr>
-        <w:t>Booth or activation space in both cities, comped or discounted against the programming we deliver.</w:t>
+        <w:t>Booth or activation space for the three days, comped or discounted against the programming we deliver.</w:t>
       </w:r>
     </w:p>
     <w:p>
@@ -575,7 +610,7 @@
           <w:color w:val="0E7C86"/>
           <w:sz w:val="25"/>
         </w:rPr>
-        <w:t>How it runs</w:t>
+        <w:t>How the month runs</w:t>
       </w:r>
     </w:p>
     <w:p>
@@ -596,7 +631,7 @@
           <w:color w:val="101E2E"/>
           <w:sz w:val="21"/>
         </w:rPr>
-        <w:t>26–27 Sept, Cairo — launch, workshop, and recruitment of a 40-team sprint cohort.</w:t>
+        <w:t>21 Sept — registration opens quietly, to build a base before the summit.</w:t>
       </w:r>
     </w:p>
     <w:p>
@@ -617,7 +652,7 @@
           <w:color w:val="101E2E"/>
           <w:sz w:val="21"/>
         </w:rPr>
-        <w:t>28 Sept – 2 Oct — sprint week: Missions 1 to 4, with online office hours.</w:t>
+        <w:t>3–5 Oct, Alexandria — booth with a live completion leaderboard, three “Mission 1 Live” workshops, and the stage announcement that opens the challenge.</w:t>
       </w:r>
     </w:p>
     <w:p>
@@ -638,7 +673,7 @@
           <w:color w:val="101E2E"/>
           <w:sz w:val="21"/>
         </w:rPr>
-        <w:t>5 Oct, Alexandria — six teams pitch on stage; the national challenge opens from the same stage.</w:t>
+        <w:t>4 Oct – 4 Nov — all fifteen missions, with a weekly live clinic and a weekly checkpoint. Prototype and MVP missions have published, deliberately narrow definitions of done — a clickable prototype and a manual MVP with real users, not written code — so a month is honest rather than optimistic.</w:t>
       </w:r>
     </w:p>
     <w:p>
@@ -659,7 +694,7 @@
           <w:color w:val="101E2E"/>
           <w:sz w:val="21"/>
         </w:rPr>
-        <w:t>6 Oct – 16 Nov — the national challenge: Missions 1 to 8, ending at a completed Business Model Canvas.</w:t>
+        <w:t>5–12 Nov — judging: automated scoring filters, a blind human panel scores the shortlist, and interview logs are randomly verified by phone.</w:t>
       </w:r>
     </w:p>
     <w:p>
@@ -680,7 +715,7 @@
           <w:color w:val="101E2E"/>
           <w:sz w:val="21"/>
         </w:rPr>
-        <w:t>Late Nov — Demo Day: top ten pitch, EGP 50,000 / 30,000 / 20,000 awarded.</w:t>
+        <w:t>Late Nov — Demo Day: ten pitches, EGP 50,000 / 30,000 / 20,000, certificates co-signed by Techne and StartPad to every finisher, and a joint impact report published within two weeks.</w:t>
       </w:r>
     </w:p>
     <w:p>
@@ -694,7 +729,7 @@
           <w:color w:val="101E2E"/>
           <w:sz w:val="21"/>
         </w:rPr>
-        <w:t>Judging is deliberately not left to software. Automated scoring only filters the field; a blind human panel scores the shortlist, customer interviews are logged and randomly verified, and the live pitch decides. Participants keep all intellectual property in their ideas — there is no assignment clause and no right of first refusal.</w:t>
+        <w:t>Participants keep all intellectual property in their ideas. There is no assignment clause and no right of first refusal, and we say so on the stage.</w:t>
       </w:r>
     </w:p>
     <w:p>
@@ -750,7 +785,7 @@
           <w:color w:val="101E2E"/>
           <w:sz w:val="21"/>
         </w:rPr>
-        <w:t>A 20-minute call this week. Given that your own event is seventeen days away, we have prepared everything to run with or without changes — if a stage slot is not available this year, we would rather agree a 2027 track now than add to your load in September.</w:t>
+        <w:t>A 20-minute call this week. Your event is twenty-four days away, so if a stage slot is not possible this year we would rather use the call to agree a 2027 track than add to your September.</w:t>
       </w:r>
     </w:p>
     <w:p>
@@ -965,7 +1000,7 @@
         <w:rPr>
           <w:sz w:val="21"/>
         </w:rPr>
-        <w:t>Youth track at Techne Summit 2026 — we fund the prizes and produce it, you keep the stage</w:t>
+        <w:t>Youth track at Techne Summit Alexandria — we fund it and run it, you keep the stage</w:t>
       </w:r>
     </w:p>
     <w:p>
@@ -1020,7 +1055,7 @@
           <w:color w:val="101E2E"/>
           <w:sz w:val="21"/>
         </w:rPr>
-        <w:t>traction. There is a gap between them: the student who has an idea and has never spoken to a</w:t>
+        <w:t>traction. Between them sits the student who has an idea and has never spoken to a customer. We would</w:t>
       </w:r>
     </w:p>
     <w:p>
@@ -1034,7 +1069,7 @@
           <w:color w:val="101E2E"/>
           <w:sz w:val="21"/>
         </w:rPr>
-        <w:t>customer. We would like to fill it at Techne Summit 2026, as your track.</w:t>
+        <w:t>like to fill that gap at Techne Summit Alexandria, as your track.</w:t>
       </w:r>
     </w:p>
     <w:p>
@@ -1061,7 +1096,7 @@
           <w:color w:val="101E2E"/>
           <w:sz w:val="21"/>
         </w:rPr>
-        <w:t>StartPad turns a first idea into an evidence-backed company through 15 guided missions. We want to</w:t>
+        <w:t>StartPad takes a first idea to an evidence-backed company through 15 guided missions. We want to</w:t>
       </w:r>
     </w:p>
     <w:p>
@@ -1075,7 +1110,7 @@
           <w:color w:val="101E2E"/>
           <w:sz w:val="21"/>
         </w:rPr>
-        <w:t>run a national youth challenge on that structure, launched from your stage in Cairo on 26-27</w:t>
+        <w:t>launch a national youth challenge on that structure from your stage on 3-5 October. Participants</w:t>
       </w:r>
     </w:p>
     <w:p>
@@ -1089,7 +1124,21 @@
           <w:color w:val="101E2E"/>
           <w:sz w:val="21"/>
         </w:rPr>
-        <w:t>September with a live final in Alexandria on 5 October.</w:t>
+        <w:t>then have one month, to 4 November, to complete all fifteen missions, with a Demo Day and</w:t>
+      </w:r>
+    </w:p>
+    <w:p>
+      <w:pPr>
+        <w:spacing w:before="0" w:after="0" w:line="300" w:lineRule="auto"/>
+      </w:pPr>
+      <w:r>
+        <w:rPr>
+          <w:b w:val="0"/>
+          <w:i w:val="0"/>
+          <w:color w:val="101E2E"/>
+          <w:sz w:val="21"/>
+        </w:rPr>
+        <w:t>EGP 100,000 in prizes in late November.</w:t>
       </w:r>
     </w:p>
     <w:p>
@@ -1116,7 +1165,7 @@
           <w:color w:val="101E2E"/>
           <w:sz w:val="21"/>
         </w:rPr>
-        <w:t>We fund the EGP 100,000 prize pool, produce the programming and staff it. What we are asking for is</w:t>
+        <w:t>We fund it, produce it, staff it and judge it. The cost to Techne is zero. What we are asking for is</w:t>
       </w:r>
     </w:p>
     <w:p>
@@ -1157,7 +1206,7 @@
           <w:color w:val="101E2E"/>
           <w:sz w:val="21"/>
         </w:rPr>
-        <w:t>- a 45-minute workshop slot in Cairo, where every attendee completes their first mission in the room</w:t>
+        <w:t>- a 30-minute stage slot during 3-5 October to open the challenge</w:t>
       </w:r>
     </w:p>
     <w:p>
@@ -1171,7 +1220,7 @@
           <w:color w:val="101E2E"/>
           <w:sz w:val="21"/>
         </w:rPr>
-        <w:t>- a 30-minute stage slot in Alexandria on 5 October for the final</w:t>
+        <w:t>- a 45-minute "Mission 1 Live" workshop, where every attendee finishes their first mission in the</w:t>
       </w:r>
     </w:p>
     <w:p>
@@ -1185,7 +1234,21 @@
           <w:color w:val="101E2E"/>
           <w:sz w:val="21"/>
         </w:rPr>
-        <w:t>- booth space, agenda listing, and introductions into the Drifts cities</w:t>
+        <w:t xml:space="preserve">  room, on their phone</w:t>
+      </w:r>
+    </w:p>
+    <w:p>
+      <w:pPr>
+        <w:spacing w:before="0" w:after="0" w:line="300" w:lineRule="auto"/>
+      </w:pPr>
+      <w:r>
+        <w:rPr>
+          <w:b w:val="0"/>
+          <w:i w:val="0"/>
+          <w:color w:val="101E2E"/>
+          <w:sz w:val="21"/>
+        </w:rPr>
+        <w:t>- booth space for the three days, agenda listing, and introductions into the Drifts cities</w:t>
       </w:r>
     </w:p>
     <w:p>
@@ -1212,7 +1275,7 @@
           <w:color w:val="101E2E"/>
           <w:sz w:val="21"/>
         </w:rPr>
-        <w:t>What you get: youth programming at no cost, joint branding on every certificate, a scored</w:t>
+        <w:t>What Techne gets back is worth more than a logo. Your brand keeps working for a month after the</w:t>
       </w:r>
     </w:p>
     <w:p>
@@ -1226,7 +1289,7 @@
           <w:color w:val="101E2E"/>
           <w:sz w:val="21"/>
         </w:rPr>
-        <w:t>qualification pipeline you can reuse for Drifts, governorate-level data on youth entrepreneurship</w:t>
+        <w:t>doors close, and again at the Demo Day in November - roughly three months of visibility from a</w:t>
       </w:r>
     </w:p>
     <w:p>
@@ -1240,7 +1303,7 @@
           <w:color w:val="101E2E"/>
           <w:sz w:val="21"/>
         </w:rPr>
-        <w:t>for your MCIT and ITIDA reporting, and free StartPad licences for all Drifts participants for a</w:t>
+        <w:t>three-day event. You also get a scoring engine you can reuse for Drifts, governorate-level youth</w:t>
       </w:r>
     </w:p>
     <w:p>
@@ -1254,7 +1317,35 @@
           <w:color w:val="101E2E"/>
           <w:sz w:val="21"/>
         </w:rPr>
-        <w:t>year. Our top ten enter Compete in 2027 — this feeds your track rather than competing with it.</w:t>
+        <w:t>data for your MCIT and ITIDA reporting, free StartPad licences for all Drifts participants for a</w:t>
+      </w:r>
+    </w:p>
+    <w:p>
+      <w:pPr>
+        <w:spacing w:before="0" w:after="0" w:line="300" w:lineRule="auto"/>
+      </w:pPr>
+      <w:r>
+        <w:rPr>
+          <w:b w:val="0"/>
+          <w:i w:val="0"/>
+          <w:color w:val="101E2E"/>
+          <w:sz w:val="21"/>
+        </w:rPr>
+        <w:t>year, and a feeder into Compete: our top ten enter your track in 2027, already carrying fifteen</w:t>
+      </w:r>
+    </w:p>
+    <w:p>
+      <w:pPr>
+        <w:spacing w:before="0" w:after="0" w:line="300" w:lineRule="auto"/>
+      </w:pPr>
+      <w:r>
+        <w:rPr>
+          <w:b w:val="0"/>
+          <w:i w:val="0"/>
+          <w:color w:val="101E2E"/>
+          <w:sz w:val="21"/>
+        </w:rPr>
+        <w:t>missions of documented work.</w:t>
       </w:r>
     </w:p>
     <w:p>
@@ -1281,7 +1372,7 @@
           <w:color w:val="101E2E"/>
           <w:sz w:val="21"/>
         </w:rPr>
-        <w:t>Eligibility excludes anyone with a registered company, funding or revenue, so we cannot draw</w:t>
+        <w:t>Eligibility excludes anyone with a company, funding or revenue, so this cannot draw a single entrant</w:t>
       </w:r>
     </w:p>
     <w:p>
@@ -1295,7 +1386,7 @@
           <w:color w:val="101E2E"/>
           <w:sz w:val="21"/>
         </w:rPr>
-        <w:t>entrants away from Compete or the Startup World Cup tournament.</w:t>
+        <w:t>away from Compete or the Startup World Cup tournament.</w:t>
       </w:r>
     </w:p>
     <w:p>
@@ -1322,7 +1413,7 @@
           <w:color w:val="101E2E"/>
           <w:sz w:val="21"/>
         </w:rPr>
-        <w:t>The two-page proposal is attached. Could we take 20 minutes this week? I know exactly how close</w:t>
+        <w:t>The two-page proposal is attached. Could we take 20 minutes this week? I know exactly how close your</w:t>
       </w:r>
     </w:p>
     <w:p>
@@ -1336,7 +1427,7 @@
           <w:color w:val="101E2E"/>
           <w:sz w:val="21"/>
         </w:rPr>
-        <w:t>your event is, so if a slot is not possible this year I would rather use the call to agree a 2027</w:t>
+        <w:t>event is - if a slot is not possible this year, I would rather use the call to agree a 2027 track</w:t>
       </w:r>
     </w:p>
     <w:p>
@@ -1350,7 +1441,7 @@
           <w:color w:val="101E2E"/>
           <w:sz w:val="21"/>
         </w:rPr>
-        <w:t>track than add to your September.</w:t>
+        <w:t>than add to your September.</w:t>
       </w:r>
     </w:p>
     <w:p>
